--- a/submission/REDRED_제출설명_1쪽_칩S.docx
+++ b/submission/REDRED_제출설명_1쪽_칩S.docx
@@ -716,7 +716,7 @@
           <w:b w:val="0"/>
           <w:sz w:val="18"/>
         </w:rPr>
-        <w:t>설계 조건: GPDK045 교육용 PDK, 출하 클록 8.0 ns(125 MHz), signoff = Quantus 추출 + Innovus 타이밍. 자기보정의 칩 RTL 반영은 미완이며 발표자료 11쪽에 현황을 적었습니다.</w:t>
+        <w:t>설계 조건: GPDK045 교육용 PDK, 출하 클록 8.0 ns(125 MHz), signoff = Quantus 추출 + Innovus 타이밍. 과적합(녹화별 기하 상수)은 피벗을 데이터에서 구하는 자기보정 알고리즘으로 해결했으며 발표자료 11쪽에 근거를 적었습니다.</w:t>
       </w:r>
     </w:p>
     <w:sectPr>

--- a/submission/REDRED_제출설명_1쪽_칩S.docx
+++ b/submission/REDRED_제출설명_1쪽_칩S.docx
@@ -512,7 +512,7 @@
                 <w:b w:val="0"/>
                 <w:sz w:val="18"/>
               </w:rPr>
-              <w:t>제출 파일: 발표자료 .pptx/.pdf, 본 설명서, 발표 영상, 그림·덱 생성 스크립트(figgen/)</w:t>
+              <w:t>제출 파일: 칩 S 발표자료 REDRED_2차_발표자료_칩S(.pptx/.pdf), 본 설명서, 발표 대본, 그림·덱 생성 스크립트(figgen/). 발표 영상은 별도 파일로 제출. archive_parallel_design/ = 팀 내 병행 설계 라인의 이전 자료(참고용)</w:t>
             </w:r>
           </w:p>
         </w:tc>
@@ -592,7 +592,7 @@
                 <w:b w:val="0"/>
                 <w:sz w:val="18"/>
               </w:rPr>
-              <w:t>병행 설계(행 클록 게이팅, blink, hold ECO 등)의 P&amp;R 리포트와 시도·기각 전체 기록(§1~§235)</w:t>
+              <w:t>병행 설계(행 클록 게이팅, blink, hold ECO 등)의 P&amp;R 리포트와 시도·기각 전체 기록(§1~§236)</w:t>
             </w:r>
           </w:p>
         </w:tc>
@@ -647,7 +647,7 @@
           <w:b w:val="0"/>
           <w:sz w:val="18"/>
         </w:rPr>
-        <w:t>② 정수 기준모델: cd ~/hyunsu_round2/code/results &amp;&amp; python job24_check.py roll  → ECC 대비 0.467° (센서 원본 .dvs 필요)</w:t>
+        <w:t>② 정수 기준모델: cd ~/hyunsu_round2/code/results &amp;&amp; python job24_check.py roll  → ECC 대비 0.467° (센서 원본 .dvs를 ~/hyunsu_round2/code/data/ 에 두어야 실행됨)</w:t>
       </w:r>
     </w:p>
     <w:p>
